--- a/business_documents/PECH_VISITOR_LOG.docx
+++ b/business_documents/PECH_VISITOR_LOG.docx
@@ -2,21 +2,108 @@
 <file path=word/document.xml><?xml version="1.0" encoding="utf-8"?>
 <w:document xmlns:w="http://schemas.openxmlformats.org/wordprocessingml/2006/main" xmlns:m="http://schemas.openxmlformats.org/officeDocument/2006/math" xmlns:r="http://schemas.openxmlformats.org/officeDocument/2006/relationships" xmlns:o="urn:schemas-microsoft-com:office:office" xmlns:v="urn:schemas-microsoft-com:vml" xmlns:w10="urn:schemas-microsoft-com:office:word" xmlns:a="http://schemas.openxmlformats.org/drawingml/2006/main" xmlns:pic="http://schemas.openxmlformats.org/drawingml/2006/picture" xmlns:wp="http://schemas.openxmlformats.org/drawingml/2006/wordprocessingDrawing">
   <w:body>
+    <w:p>
+      <w:pPr>
+        <w:pBdr>
+          <w:top w:val="single" w:sz="12" w:space="1" w:color="00BFFF"/>
+          <w:bottom w:val="single" w:sz="36" w:space="0" w:color="F5A623"/>
+        </w:pBdr>
+        <w:spacing w:before="0" w:after="240"/>
+      </w:pPr>
+    </w:p>
+    <w:p>
+      <w:pPr>
+        <w:pBdr>
+          <w:bottom w:val="single" w:sz="6" w:space="1" w:color="00BFFF"/>
+        </w:pBdr>
+        <w:spacing w:before="0" w:after="120"/>
+      </w:pPr>
+    </w:p>
+    <w:p>
+      <w:pPr>
+        <w:jc w:val="center"/>
+        <w:spacing w:before="0" w:after="60"/>
+      </w:pPr>
+      <w:r>
+        <w:rPr>
+          <w:i/>
+          <w:color w:val="E08A00"/>
+          <w:sz w:val="18"/>
+          <w:szCs w:val="18"/>
+        </w:rPr>
+        <w:t>Technology &amp; Infrastructure Enablers for Africa</w:t>
+      </w:r>
+    </w:p>
+    <w:p>
+      <w:pPr>
+        <w:jc w:val="center"/>
+        <w:spacing w:before="200" w:after="40"/>
+      </w:pPr>
+      <w:r>
+        <w:rPr>
+          <w:b/>
+          <w:color w:val="0099CC"/>
+          <w:sz w:val="28"/>
+          <w:szCs w:val="28"/>
+        </w:rPr>
+        <w:t>PECH GROUP HOLDINGS LTD</w:t>
+      </w:r>
+    </w:p>
+    <w:p>
+      <w:pPr>
+        <w:pBdr>
+          <w:top w:val="single" w:sz="36" w:space="0" w:color="F5A623"/>
+          <w:bottom w:val="single" w:sz="12" w:space="1" w:color="00BFFF"/>
+        </w:pBdr>
+        <w:spacing w:after="0"/>
+      </w:pPr>
+    </w:p>
     <w:bookmarkStart w:id="30" w:name="pech-group-holdings-ltd"/>
     <w:p>
       <w:pPr>
         <w:pStyle w:val="Heading1"/>
-      </w:pPr>
-      <w:r>
+        <w:rPr>
+          <w:color w:val="0099CC"/>
+        </w:rPr>
+        <w:pBdr>
+          <w:bottom w:val="single" w:sz="18" w:space="2" w:color="F5A623"/>
+        </w:pBdr>
+      </w:pPr>
+      <w:r>
+        <w:rPr>
+          <w:b/>
+          <w:color w:val="0099CC"/>
+          <w:sz w:val="44"/>
+        </w:rPr>
         <w:t xml:space="preserve">PECH GROUP HOLDINGS LTD</w:t>
       </w:r>
     </w:p>
     <w:bookmarkStart w:id="21" w:name="visitor-log-registration-form"/>
     <w:p>
       <w:pPr>
+        <w:pBdr>
+          <w:top w:val="single" w:sz="18" w:space="1" w:color="F5A623"/>
+          <w:bottom w:val="single" w:sz="6" w:space="1" w:color="0099CC"/>
+        </w:pBdr>
+        <w:spacing w:before="200" w:after="200"/>
+      </w:pPr>
+    </w:p>
+    <w:p>
+      <w:pPr>
         <w:pStyle w:val="Heading2"/>
-      </w:pPr>
-      <w:r>
+        <w:rPr>
+          <w:color w:val="0099CC"/>
+        </w:rPr>
+        <w:pBdr>
+          <w:bottom w:val="single" w:sz="6" w:space="2" w:color="00BFFF"/>
+        </w:pBdr>
+      </w:pPr>
+      <w:r>
+        <w:rPr>
+          <w:b/>
+          <w:color w:val="0099CC"/>
+          <w:sz w:val="32"/>
+        </w:rPr>
         <w:t xml:space="preserve">VISITOR LOG / REGISTRATION FORM</w:t>
       </w:r>
     </w:p>
@@ -73,9 +160,29 @@
     <w:bookmarkStart w:id="22" w:name="visitor-details"/>
     <w:p>
       <w:pPr>
+        <w:pBdr>
+          <w:top w:val="single" w:sz="18" w:space="1" w:color="F5A623"/>
+          <w:bottom w:val="single" w:sz="6" w:space="1" w:color="0099CC"/>
+        </w:pBdr>
+        <w:spacing w:before="200" w:after="200"/>
+      </w:pPr>
+    </w:p>
+    <w:p>
+      <w:pPr>
         <w:pStyle w:val="Heading2"/>
-      </w:pPr>
-      <w:r>
+        <w:rPr>
+          <w:color w:val="0099CC"/>
+        </w:rPr>
+        <w:pBdr>
+          <w:bottom w:val="single" w:sz="6" w:space="2" w:color="00BFFF"/>
+        </w:pBdr>
+      </w:pPr>
+      <w:r>
+        <w:rPr>
+          <w:b/>
+          <w:color w:val="0099CC"/>
+          <w:sz w:val="32"/>
+        </w:rPr>
         <w:t xml:space="preserve">VISITOR DETAILS</w:t>
       </w:r>
     </w:p>
@@ -85,6 +192,14 @@
         <w:tblW w:type="pct" w:w="5000"/>
         <w:tblLook w:firstRow="1" w:lastRow="0" w:firstColumn="0" w:lastColumn="0" w:noHBand="0" w:noVBand="0" w:val="0020"/>
         <w:jc w:val="start"/>
+        <w:tblBorders>
+          <w:top w:val="single" w:sz="4" w:space="0" w:color="B0D4E8"/>
+          <w:left w:val="single" w:sz="4" w:space="0" w:color="B0D4E8"/>
+          <w:bottom w:val="single" w:sz="4" w:space="0" w:color="B0D4E8"/>
+          <w:right w:val="single" w:sz="4" w:space="0" w:color="B0D4E8"/>
+          <w:insideH w:val="single" w:sz="4" w:space="0" w:color="B0D4E8"/>
+          <w:insideV w:val="single" w:sz="4" w:space="0" w:color="B0D4E8"/>
+        </w:tblBorders>
       </w:tblPr>
       <w:tblGrid>
         <w:gridCol w:w="3960"/>
@@ -95,25 +210,39 @@
           <w:tblHeader w:val="true"/>
         </w:trPr>
         <w:tc>
-          <w:tcPr/>
-          <w:p>
-            <w:pPr>
-              <w:pStyle w:val="Compact"/>
-              <w:jc w:val="left"/>
-            </w:pPr>
-            <w:r>
+          <w:tcPr>
+            <w:shd w:fill="0099CC" w:val="clear"/>
+          </w:tcPr>
+          <w:p>
+            <w:pPr>
+              <w:pStyle w:val="Compact"/>
+              <w:jc w:val="left"/>
+            </w:pPr>
+            <w:r>
+              <w:rPr>
+                <w:b/>
+                <w:color w:val="FFFFFF"/>
+                <w:sz w:val="20"/>
+              </w:rPr>
               <w:t xml:space="preserve">Field</w:t>
             </w:r>
           </w:p>
         </w:tc>
         <w:tc>
-          <w:tcPr/>
-          <w:p>
-            <w:pPr>
-              <w:pStyle w:val="Compact"/>
-              <w:jc w:val="left"/>
-            </w:pPr>
-            <w:r>
+          <w:tcPr>
+            <w:shd w:fill="0099CC" w:val="clear"/>
+          </w:tcPr>
+          <w:p>
+            <w:pPr>
+              <w:pStyle w:val="Compact"/>
+              <w:jc w:val="left"/>
+            </w:pPr>
+            <w:r>
+              <w:rPr>
+                <w:b/>
+                <w:color w:val="FFFFFF"/>
+                <w:sz w:val="20"/>
+              </w:rPr>
               <w:t xml:space="preserve">Details</w:t>
             </w:r>
           </w:p>
@@ -121,7 +250,9 @@
       </w:tr>
       <w:tr>
         <w:tc>
-          <w:tcPr/>
+          <w:tcPr>
+            <w:shd w:fill="FFFFFF" w:val="clear"/>
+          </w:tcPr>
           <w:p>
             <w:pPr>
               <w:pStyle w:val="Compact"/>
@@ -131,19 +262,27 @@
               <w:rPr>
                 <w:bCs/>
                 <w:b/>
+                <w:color w:val="1A1A1A"/>
+                <w:sz w:val="19"/>
               </w:rPr>
               <w:t xml:space="preserve">Date:</w:t>
             </w:r>
           </w:p>
         </w:tc>
         <w:tc>
-          <w:tcPr/>
-          <w:p>
-            <w:pPr>
-              <w:pStyle w:val="Compact"/>
-              <w:jc w:val="left"/>
-            </w:pPr>
-            <w:r>
+          <w:tcPr>
+            <w:shd w:fill="FFFFFF" w:val="clear"/>
+          </w:tcPr>
+          <w:p>
+            <w:pPr>
+              <w:pStyle w:val="Compact"/>
+              <w:jc w:val="left"/>
+            </w:pPr>
+            <w:r>
+              <w:rPr>
+                <w:color w:val="1A1A1A"/>
+                <w:sz w:val="19"/>
+              </w:rPr>
               <w:t xml:space="preserve">______ / ______ / __________ (DD/MM/YYYY)</w:t>
             </w:r>
           </w:p>
@@ -151,7 +290,9 @@
       </w:tr>
       <w:tr>
         <w:tc>
-          <w:tcPr/>
+          <w:tcPr>
+            <w:shd w:fill="E8F8FF" w:val="clear"/>
+          </w:tcPr>
           <w:p>
             <w:pPr>
               <w:pStyle w:val="Compact"/>
@@ -161,19 +302,27 @@
               <w:rPr>
                 <w:bCs/>
                 <w:b/>
+                <w:color w:val="1A1A1A"/>
+                <w:sz w:val="19"/>
               </w:rPr>
               <w:t xml:space="preserve">Visitor Badge Number:</w:t>
             </w:r>
           </w:p>
         </w:tc>
         <w:tc>
-          <w:tcPr/>
-          <w:p>
-            <w:pPr>
-              <w:pStyle w:val="Compact"/>
-              <w:jc w:val="left"/>
-            </w:pPr>
-            <w:r>
+          <w:tcPr>
+            <w:shd w:fill="E8F8FF" w:val="clear"/>
+          </w:tcPr>
+          <w:p>
+            <w:pPr>
+              <w:pStyle w:val="Compact"/>
+              <w:jc w:val="left"/>
+            </w:pPr>
+            <w:r>
+              <w:rPr>
+                <w:color w:val="1A1A1A"/>
+                <w:sz w:val="19"/>
+              </w:rPr>
               <w:t xml:space="preserve">__________________________________________</w:t>
             </w:r>
           </w:p>
@@ -191,9 +340,29 @@
     <w:bookmarkStart w:id="23" w:name="visitor-personal-information"/>
     <w:p>
       <w:pPr>
+        <w:pBdr>
+          <w:top w:val="single" w:sz="18" w:space="1" w:color="F5A623"/>
+          <w:bottom w:val="single" w:sz="6" w:space="1" w:color="0099CC"/>
+        </w:pBdr>
+        <w:spacing w:before="200" w:after="200"/>
+      </w:pPr>
+    </w:p>
+    <w:p>
+      <w:pPr>
         <w:pStyle w:val="Heading2"/>
-      </w:pPr>
-      <w:r>
+        <w:rPr>
+          <w:color w:val="0099CC"/>
+        </w:rPr>
+        <w:pBdr>
+          <w:bottom w:val="single" w:sz="6" w:space="2" w:color="00BFFF"/>
+        </w:pBdr>
+      </w:pPr>
+      <w:r>
+        <w:rPr>
+          <w:b/>
+          <w:color w:val="0099CC"/>
+          <w:sz w:val="32"/>
+        </w:rPr>
         <w:t xml:space="preserve">VISITOR PERSONAL INFORMATION</w:t>
       </w:r>
     </w:p>
@@ -203,6 +372,14 @@
         <w:tblW w:type="pct" w:w="5000"/>
         <w:tblLook w:firstRow="1" w:lastRow="0" w:firstColumn="0" w:lastColumn="0" w:noHBand="0" w:noVBand="0" w:val="0020"/>
         <w:jc w:val="start"/>
+        <w:tblBorders>
+          <w:top w:val="single" w:sz="4" w:space="0" w:color="B0D4E8"/>
+          <w:left w:val="single" w:sz="4" w:space="0" w:color="B0D4E8"/>
+          <w:bottom w:val="single" w:sz="4" w:space="0" w:color="B0D4E8"/>
+          <w:right w:val="single" w:sz="4" w:space="0" w:color="B0D4E8"/>
+          <w:insideH w:val="single" w:sz="4" w:space="0" w:color="B0D4E8"/>
+          <w:insideV w:val="single" w:sz="4" w:space="0" w:color="B0D4E8"/>
+        </w:tblBorders>
       </w:tblPr>
       <w:tblGrid>
         <w:gridCol w:w="3960"/>
@@ -213,25 +390,39 @@
           <w:tblHeader w:val="true"/>
         </w:trPr>
         <w:tc>
-          <w:tcPr/>
-          <w:p>
-            <w:pPr>
-              <w:pStyle w:val="Compact"/>
-              <w:jc w:val="left"/>
-            </w:pPr>
-            <w:r>
+          <w:tcPr>
+            <w:shd w:fill="0099CC" w:val="clear"/>
+          </w:tcPr>
+          <w:p>
+            <w:pPr>
+              <w:pStyle w:val="Compact"/>
+              <w:jc w:val="left"/>
+            </w:pPr>
+            <w:r>
+              <w:rPr>
+                <w:b/>
+                <w:color w:val="FFFFFF"/>
+                <w:sz w:val="20"/>
+              </w:rPr>
               <w:t xml:space="preserve">Field</w:t>
             </w:r>
           </w:p>
         </w:tc>
         <w:tc>
-          <w:tcPr/>
-          <w:p>
-            <w:pPr>
-              <w:pStyle w:val="Compact"/>
-              <w:jc w:val="left"/>
-            </w:pPr>
-            <w:r>
+          <w:tcPr>
+            <w:shd w:fill="0099CC" w:val="clear"/>
+          </w:tcPr>
+          <w:p>
+            <w:pPr>
+              <w:pStyle w:val="Compact"/>
+              <w:jc w:val="left"/>
+            </w:pPr>
+            <w:r>
+              <w:rPr>
+                <w:b/>
+                <w:color w:val="FFFFFF"/>
+                <w:sz w:val="20"/>
+              </w:rPr>
               <w:t xml:space="preserve">Details</w:t>
             </w:r>
           </w:p>
@@ -239,7 +430,9 @@
       </w:tr>
       <w:tr>
         <w:tc>
-          <w:tcPr/>
+          <w:tcPr>
+            <w:shd w:fill="FFFFFF" w:val="clear"/>
+          </w:tcPr>
           <w:p>
             <w:pPr>
               <w:pStyle w:val="Compact"/>
@@ -249,19 +442,27 @@
               <w:rPr>
                 <w:bCs/>
                 <w:b/>
+                <w:color w:val="1A1A1A"/>
+                <w:sz w:val="19"/>
               </w:rPr>
               <w:t xml:space="preserve">Full Name:</w:t>
             </w:r>
           </w:p>
         </w:tc>
         <w:tc>
-          <w:tcPr/>
-          <w:p>
-            <w:pPr>
-              <w:pStyle w:val="Compact"/>
-              <w:jc w:val="left"/>
-            </w:pPr>
-            <w:r>
+          <w:tcPr>
+            <w:shd w:fill="FFFFFF" w:val="clear"/>
+          </w:tcPr>
+          <w:p>
+            <w:pPr>
+              <w:pStyle w:val="Compact"/>
+              <w:jc w:val="left"/>
+            </w:pPr>
+            <w:r>
+              <w:rPr>
+                <w:color w:val="1A1A1A"/>
+                <w:sz w:val="19"/>
+              </w:rPr>
               <w:t xml:space="preserve">__________________________________________</w:t>
             </w:r>
           </w:p>
@@ -269,7 +470,9 @@
       </w:tr>
       <w:tr>
         <w:tc>
-          <w:tcPr/>
+          <w:tcPr>
+            <w:shd w:fill="E8F8FF" w:val="clear"/>
+          </w:tcPr>
           <w:p>
             <w:pPr>
               <w:pStyle w:val="Compact"/>
@@ -279,19 +482,27 @@
               <w:rPr>
                 <w:bCs/>
                 <w:b/>
+                <w:color w:val="1A1A1A"/>
+                <w:sz w:val="19"/>
               </w:rPr>
               <w:t xml:space="preserve">Organization/Company:</w:t>
             </w:r>
           </w:p>
         </w:tc>
         <w:tc>
-          <w:tcPr/>
-          <w:p>
-            <w:pPr>
-              <w:pStyle w:val="Compact"/>
-              <w:jc w:val="left"/>
-            </w:pPr>
-            <w:r>
+          <w:tcPr>
+            <w:shd w:fill="E8F8FF" w:val="clear"/>
+          </w:tcPr>
+          <w:p>
+            <w:pPr>
+              <w:pStyle w:val="Compact"/>
+              <w:jc w:val="left"/>
+            </w:pPr>
+            <w:r>
+              <w:rPr>
+                <w:color w:val="1A1A1A"/>
+                <w:sz w:val="19"/>
+              </w:rPr>
               <w:t xml:space="preserve">__________________________________________</w:t>
             </w:r>
           </w:p>
@@ -299,7 +510,9 @@
       </w:tr>
       <w:tr>
         <w:tc>
-          <w:tcPr/>
+          <w:tcPr>
+            <w:shd w:fill="FFFFFF" w:val="clear"/>
+          </w:tcPr>
           <w:p>
             <w:pPr>
               <w:pStyle w:val="Compact"/>
@@ -309,19 +522,27 @@
               <w:rPr>
                 <w:bCs/>
                 <w:b/>
+                <w:color w:val="1A1A1A"/>
+                <w:sz w:val="19"/>
               </w:rPr>
               <w:t xml:space="preserve">Designation:</w:t>
             </w:r>
           </w:p>
         </w:tc>
         <w:tc>
-          <w:tcPr/>
-          <w:p>
-            <w:pPr>
-              <w:pStyle w:val="Compact"/>
-              <w:jc w:val="left"/>
-            </w:pPr>
-            <w:r>
+          <w:tcPr>
+            <w:shd w:fill="FFFFFF" w:val="clear"/>
+          </w:tcPr>
+          <w:p>
+            <w:pPr>
+              <w:pStyle w:val="Compact"/>
+              <w:jc w:val="left"/>
+            </w:pPr>
+            <w:r>
+              <w:rPr>
+                <w:color w:val="1A1A1A"/>
+                <w:sz w:val="19"/>
+              </w:rPr>
               <w:t xml:space="preserve">__________________________________________</w:t>
             </w:r>
           </w:p>
@@ -329,7 +550,9 @@
       </w:tr>
       <w:tr>
         <w:tc>
-          <w:tcPr/>
+          <w:tcPr>
+            <w:shd w:fill="E8F8FF" w:val="clear"/>
+          </w:tcPr>
           <w:p>
             <w:pPr>
               <w:pStyle w:val="Compact"/>
@@ -339,19 +562,27 @@
               <w:rPr>
                 <w:bCs/>
                 <w:b/>
+                <w:color w:val="1A1A1A"/>
+                <w:sz w:val="19"/>
               </w:rPr>
               <w:t xml:space="preserve">Phone Number:</w:t>
             </w:r>
           </w:p>
         </w:tc>
         <w:tc>
-          <w:tcPr/>
-          <w:p>
-            <w:pPr>
-              <w:pStyle w:val="Compact"/>
-              <w:jc w:val="left"/>
-            </w:pPr>
-            <w:r>
+          <w:tcPr>
+            <w:shd w:fill="E8F8FF" w:val="clear"/>
+          </w:tcPr>
+          <w:p>
+            <w:pPr>
+              <w:pStyle w:val="Compact"/>
+              <w:jc w:val="left"/>
+            </w:pPr>
+            <w:r>
+              <w:rPr>
+                <w:color w:val="1A1A1A"/>
+                <w:sz w:val="19"/>
+              </w:rPr>
               <w:t xml:space="preserve">__________________________________________</w:t>
             </w:r>
           </w:p>
@@ -359,7 +590,9 @@
       </w:tr>
       <w:tr>
         <w:tc>
-          <w:tcPr/>
+          <w:tcPr>
+            <w:shd w:fill="FFFFFF" w:val="clear"/>
+          </w:tcPr>
           <w:p>
             <w:pPr>
               <w:pStyle w:val="Compact"/>
@@ -369,19 +602,27 @@
               <w:rPr>
                 <w:bCs/>
                 <w:b/>
+                <w:color w:val="1A1A1A"/>
+                <w:sz w:val="19"/>
               </w:rPr>
               <w:t xml:space="preserve">Email Address:</w:t>
             </w:r>
           </w:p>
         </w:tc>
         <w:tc>
-          <w:tcPr/>
-          <w:p>
-            <w:pPr>
-              <w:pStyle w:val="Compact"/>
-              <w:jc w:val="left"/>
-            </w:pPr>
-            <w:r>
+          <w:tcPr>
+            <w:shd w:fill="FFFFFF" w:val="clear"/>
+          </w:tcPr>
+          <w:p>
+            <w:pPr>
+              <w:pStyle w:val="Compact"/>
+              <w:jc w:val="left"/>
+            </w:pPr>
+            <w:r>
+              <w:rPr>
+                <w:color w:val="1A1A1A"/>
+                <w:sz w:val="19"/>
+              </w:rPr>
               <w:t xml:space="preserve">__________________________________________</w:t>
             </w:r>
           </w:p>
@@ -389,7 +630,9 @@
       </w:tr>
       <w:tr>
         <w:tc>
-          <w:tcPr/>
+          <w:tcPr>
+            <w:shd w:fill="E8F8FF" w:val="clear"/>
+          </w:tcPr>
           <w:p>
             <w:pPr>
               <w:pStyle w:val="Compact"/>
@@ -399,19 +642,27 @@
               <w:rPr>
                 <w:bCs/>
                 <w:b/>
+                <w:color w:val="1A1A1A"/>
+                <w:sz w:val="19"/>
               </w:rPr>
               <w:t xml:space="preserve">Government-Issued ID Type:</w:t>
             </w:r>
           </w:p>
         </w:tc>
         <w:tc>
-          <w:tcPr/>
-          <w:p>
-            <w:pPr>
-              <w:pStyle w:val="Compact"/>
-              <w:jc w:val="left"/>
-            </w:pPr>
-            <w:r>
+          <w:tcPr>
+            <w:shd w:fill="E8F8FF" w:val="clear"/>
+          </w:tcPr>
+          <w:p>
+            <w:pPr>
+              <w:pStyle w:val="Compact"/>
+              <w:jc w:val="left"/>
+            </w:pPr>
+            <w:r>
+              <w:rPr>
+                <w:color w:val="1A1A1A"/>
+                <w:sz w:val="19"/>
+              </w:rPr>
               <w:t xml:space="preserve">[ ] National ID [ ] Driver’s Licence [ ] Int’l Passport [ ] Voter’s Card</w:t>
             </w:r>
           </w:p>
@@ -419,7 +670,9 @@
       </w:tr>
       <w:tr>
         <w:tc>
-          <w:tcPr/>
+          <w:tcPr>
+            <w:shd w:fill="FFFFFF" w:val="clear"/>
+          </w:tcPr>
           <w:p>
             <w:pPr>
               <w:pStyle w:val="Compact"/>
@@ -429,19 +682,27 @@
               <w:rPr>
                 <w:bCs/>
                 <w:b/>
+                <w:color w:val="1A1A1A"/>
+                <w:sz w:val="19"/>
               </w:rPr>
               <w:t xml:space="preserve">ID Number:</w:t>
             </w:r>
           </w:p>
         </w:tc>
         <w:tc>
-          <w:tcPr/>
-          <w:p>
-            <w:pPr>
-              <w:pStyle w:val="Compact"/>
-              <w:jc w:val="left"/>
-            </w:pPr>
-            <w:r>
+          <w:tcPr>
+            <w:shd w:fill="FFFFFF" w:val="clear"/>
+          </w:tcPr>
+          <w:p>
+            <w:pPr>
+              <w:pStyle w:val="Compact"/>
+              <w:jc w:val="left"/>
+            </w:pPr>
+            <w:r>
+              <w:rPr>
+                <w:color w:val="1A1A1A"/>
+                <w:sz w:val="19"/>
+              </w:rPr>
               <w:t xml:space="preserve">__________________________________________</w:t>
             </w:r>
           </w:p>
@@ -459,9 +720,29 @@
     <w:bookmarkStart w:id="24" w:name="purpose-of-visit"/>
     <w:p>
       <w:pPr>
+        <w:pBdr>
+          <w:top w:val="single" w:sz="18" w:space="1" w:color="F5A623"/>
+          <w:bottom w:val="single" w:sz="6" w:space="1" w:color="0099CC"/>
+        </w:pBdr>
+        <w:spacing w:before="200" w:after="200"/>
+      </w:pPr>
+    </w:p>
+    <w:p>
+      <w:pPr>
         <w:pStyle w:val="Heading2"/>
-      </w:pPr>
-      <w:r>
+        <w:rPr>
+          <w:color w:val="0099CC"/>
+        </w:rPr>
+        <w:pBdr>
+          <w:bottom w:val="single" w:sz="6" w:space="2" w:color="00BFFF"/>
+        </w:pBdr>
+      </w:pPr>
+      <w:r>
+        <w:rPr>
+          <w:b/>
+          <w:color w:val="0099CC"/>
+          <w:sz w:val="32"/>
+        </w:rPr>
         <w:t xml:space="preserve">PURPOSE OF VISIT</w:t>
       </w:r>
     </w:p>
@@ -567,6 +848,14 @@
         <w:tblW w:type="auto" w:w="0"/>
         <w:tblLook w:firstRow="1" w:lastRow="0" w:firstColumn="0" w:lastColumn="0" w:noHBand="0" w:noVBand="0" w:val="0020"/>
         <w:jc w:val="start"/>
+        <w:tblBorders>
+          <w:top w:val="single" w:sz="4" w:space="0" w:color="B0D4E8"/>
+          <w:left w:val="single" w:sz="4" w:space="0" w:color="B0D4E8"/>
+          <w:bottom w:val="single" w:sz="4" w:space="0" w:color="B0D4E8"/>
+          <w:right w:val="single" w:sz="4" w:space="0" w:color="B0D4E8"/>
+          <w:insideH w:val="single" w:sz="4" w:space="0" w:color="B0D4E8"/>
+          <w:insideV w:val="single" w:sz="4" w:space="0" w:color="B0D4E8"/>
+        </w:tblBorders>
       </w:tblPr>
       <w:tblGrid>
         <w:gridCol w:w="3960"/>
@@ -577,25 +866,39 @@
           <w:tblHeader w:val="true"/>
         </w:trPr>
         <w:tc>
-          <w:tcPr/>
-          <w:p>
-            <w:pPr>
-              <w:pStyle w:val="Compact"/>
-              <w:jc w:val="left"/>
-            </w:pPr>
-            <w:r>
+          <w:tcPr>
+            <w:shd w:fill="0099CC" w:val="clear"/>
+          </w:tcPr>
+          <w:p>
+            <w:pPr>
+              <w:pStyle w:val="Compact"/>
+              <w:jc w:val="left"/>
+            </w:pPr>
+            <w:r>
+              <w:rPr>
+                <w:b/>
+                <w:color w:val="FFFFFF"/>
+                <w:sz w:val="20"/>
+              </w:rPr>
               <w:t xml:space="preserve">Field</w:t>
             </w:r>
           </w:p>
         </w:tc>
         <w:tc>
-          <w:tcPr/>
-          <w:p>
-            <w:pPr>
-              <w:pStyle w:val="Compact"/>
-              <w:jc w:val="left"/>
-            </w:pPr>
-            <w:r>
+          <w:tcPr>
+            <w:shd w:fill="0099CC" w:val="clear"/>
+          </w:tcPr>
+          <w:p>
+            <w:pPr>
+              <w:pStyle w:val="Compact"/>
+              <w:jc w:val="left"/>
+            </w:pPr>
+            <w:r>
+              <w:rPr>
+                <w:b/>
+                <w:color w:val="FFFFFF"/>
+                <w:sz w:val="20"/>
+              </w:rPr>
               <w:t xml:space="preserve">Details</w:t>
             </w:r>
           </w:p>
@@ -603,7 +906,9 @@
       </w:tr>
       <w:tr>
         <w:tc>
-          <w:tcPr/>
+          <w:tcPr>
+            <w:shd w:fill="FFFFFF" w:val="clear"/>
+          </w:tcPr>
           <w:p>
             <w:pPr>
               <w:pStyle w:val="Compact"/>
@@ -613,19 +918,27 @@
               <w:rPr>
                 <w:bCs/>
                 <w:b/>
+                <w:color w:val="1A1A1A"/>
+                <w:sz w:val="19"/>
               </w:rPr>
               <w:t xml:space="preserve">Person to See:</w:t>
             </w:r>
           </w:p>
         </w:tc>
         <w:tc>
-          <w:tcPr/>
-          <w:p>
-            <w:pPr>
-              <w:pStyle w:val="Compact"/>
-              <w:jc w:val="left"/>
-            </w:pPr>
-            <w:r>
+          <w:tcPr>
+            <w:shd w:fill="FFFFFF" w:val="clear"/>
+          </w:tcPr>
+          <w:p>
+            <w:pPr>
+              <w:pStyle w:val="Compact"/>
+              <w:jc w:val="left"/>
+            </w:pPr>
+            <w:r>
+              <w:rPr>
+                <w:color w:val="1A1A1A"/>
+                <w:sz w:val="19"/>
+              </w:rPr>
               <w:t xml:space="preserve">__________________________________________</w:t>
             </w:r>
           </w:p>
@@ -633,7 +946,9 @@
       </w:tr>
       <w:tr>
         <w:tc>
-          <w:tcPr/>
+          <w:tcPr>
+            <w:shd w:fill="E8F8FF" w:val="clear"/>
+          </w:tcPr>
           <w:p>
             <w:pPr>
               <w:pStyle w:val="Compact"/>
@@ -643,19 +958,27 @@
               <w:rPr>
                 <w:bCs/>
                 <w:b/>
+                <w:color w:val="1A1A1A"/>
+                <w:sz w:val="19"/>
               </w:rPr>
               <w:t xml:space="preserve">Department:</w:t>
             </w:r>
           </w:p>
         </w:tc>
         <w:tc>
-          <w:tcPr/>
-          <w:p>
-            <w:pPr>
-              <w:pStyle w:val="Compact"/>
-              <w:jc w:val="left"/>
-            </w:pPr>
-            <w:r>
+          <w:tcPr>
+            <w:shd w:fill="E8F8FF" w:val="clear"/>
+          </w:tcPr>
+          <w:p>
+            <w:pPr>
+              <w:pStyle w:val="Compact"/>
+              <w:jc w:val="left"/>
+            </w:pPr>
+            <w:r>
+              <w:rPr>
+                <w:color w:val="1A1A1A"/>
+                <w:sz w:val="19"/>
+              </w:rPr>
               <w:t xml:space="preserve">__________________________________________</w:t>
             </w:r>
           </w:p>
@@ -663,7 +986,9 @@
       </w:tr>
       <w:tr>
         <w:tc>
-          <w:tcPr/>
+          <w:tcPr>
+            <w:shd w:fill="FFFFFF" w:val="clear"/>
+          </w:tcPr>
           <w:p>
             <w:pPr>
               <w:pStyle w:val="Compact"/>
@@ -673,19 +998,27 @@
               <w:rPr>
                 <w:bCs/>
                 <w:b/>
+                <w:color w:val="1A1A1A"/>
+                <w:sz w:val="19"/>
               </w:rPr>
               <w:t xml:space="preserve">Appointment Confirmed:</w:t>
             </w:r>
           </w:p>
         </w:tc>
         <w:tc>
-          <w:tcPr/>
-          <w:p>
-            <w:pPr>
-              <w:pStyle w:val="Compact"/>
-              <w:jc w:val="left"/>
-            </w:pPr>
-            <w:r>
+          <w:tcPr>
+            <w:shd w:fill="FFFFFF" w:val="clear"/>
+          </w:tcPr>
+          <w:p>
+            <w:pPr>
+              <w:pStyle w:val="Compact"/>
+              <w:jc w:val="left"/>
+            </w:pPr>
+            <w:r>
+              <w:rPr>
+                <w:color w:val="1A1A1A"/>
+                <w:sz w:val="19"/>
+              </w:rPr>
               <w:t xml:space="preserve">[ ] Yes [ ] No — Walk-in</w:t>
             </w:r>
           </w:p>
@@ -703,9 +1036,29 @@
     <w:bookmarkStart w:id="25" w:name="vehicle-details"/>
     <w:p>
       <w:pPr>
+        <w:pBdr>
+          <w:top w:val="single" w:sz="18" w:space="1" w:color="F5A623"/>
+          <w:bottom w:val="single" w:sz="6" w:space="1" w:color="0099CC"/>
+        </w:pBdr>
+        <w:spacing w:before="200" w:after="200"/>
+      </w:pPr>
+    </w:p>
+    <w:p>
+      <w:pPr>
         <w:pStyle w:val="Heading2"/>
-      </w:pPr>
-      <w:r>
+        <w:rPr>
+          <w:color w:val="0099CC"/>
+        </w:rPr>
+        <w:pBdr>
+          <w:bottom w:val="single" w:sz="6" w:space="2" w:color="00BFFF"/>
+        </w:pBdr>
+      </w:pPr>
+      <w:r>
+        <w:rPr>
+          <w:b/>
+          <w:color w:val="0099CC"/>
+          <w:sz w:val="32"/>
+        </w:rPr>
         <w:t xml:space="preserve">VEHICLE DETAILS</w:t>
       </w:r>
     </w:p>
@@ -727,6 +1080,14 @@
         <w:tblW w:type="pct" w:w="5000"/>
         <w:tblLook w:firstRow="1" w:lastRow="0" w:firstColumn="0" w:lastColumn="0" w:noHBand="0" w:noVBand="0" w:val="0020"/>
         <w:jc w:val="start"/>
+        <w:tblBorders>
+          <w:top w:val="single" w:sz="4" w:space="0" w:color="B0D4E8"/>
+          <w:left w:val="single" w:sz="4" w:space="0" w:color="B0D4E8"/>
+          <w:bottom w:val="single" w:sz="4" w:space="0" w:color="B0D4E8"/>
+          <w:right w:val="single" w:sz="4" w:space="0" w:color="B0D4E8"/>
+          <w:insideH w:val="single" w:sz="4" w:space="0" w:color="B0D4E8"/>
+          <w:insideV w:val="single" w:sz="4" w:space="0" w:color="B0D4E8"/>
+        </w:tblBorders>
       </w:tblPr>
       <w:tblGrid>
         <w:gridCol w:w="3960"/>
@@ -737,25 +1098,39 @@
           <w:tblHeader w:val="true"/>
         </w:trPr>
         <w:tc>
-          <w:tcPr/>
-          <w:p>
-            <w:pPr>
-              <w:pStyle w:val="Compact"/>
-              <w:jc w:val="left"/>
-            </w:pPr>
-            <w:r>
+          <w:tcPr>
+            <w:shd w:fill="0099CC" w:val="clear"/>
+          </w:tcPr>
+          <w:p>
+            <w:pPr>
+              <w:pStyle w:val="Compact"/>
+              <w:jc w:val="left"/>
+            </w:pPr>
+            <w:r>
+              <w:rPr>
+                <w:b/>
+                <w:color w:val="FFFFFF"/>
+                <w:sz w:val="20"/>
+              </w:rPr>
               <w:t xml:space="preserve">Field</w:t>
             </w:r>
           </w:p>
         </w:tc>
         <w:tc>
-          <w:tcPr/>
-          <w:p>
-            <w:pPr>
-              <w:pStyle w:val="Compact"/>
-              <w:jc w:val="left"/>
-            </w:pPr>
-            <w:r>
+          <w:tcPr>
+            <w:shd w:fill="0099CC" w:val="clear"/>
+          </w:tcPr>
+          <w:p>
+            <w:pPr>
+              <w:pStyle w:val="Compact"/>
+              <w:jc w:val="left"/>
+            </w:pPr>
+            <w:r>
+              <w:rPr>
+                <w:b/>
+                <w:color w:val="FFFFFF"/>
+                <w:sz w:val="20"/>
+              </w:rPr>
               <w:t xml:space="preserve">Details</w:t>
             </w:r>
           </w:p>
@@ -763,7 +1138,9 @@
       </w:tr>
       <w:tr>
         <w:tc>
-          <w:tcPr/>
+          <w:tcPr>
+            <w:shd w:fill="FFFFFF" w:val="clear"/>
+          </w:tcPr>
           <w:p>
             <w:pPr>
               <w:pStyle w:val="Compact"/>
@@ -773,19 +1150,27 @@
               <w:rPr>
                 <w:bCs/>
                 <w:b/>
+                <w:color w:val="1A1A1A"/>
+                <w:sz w:val="19"/>
               </w:rPr>
               <w:t xml:space="preserve">Vehicle Registration No.:</w:t>
             </w:r>
           </w:p>
         </w:tc>
         <w:tc>
-          <w:tcPr/>
-          <w:p>
-            <w:pPr>
-              <w:pStyle w:val="Compact"/>
-              <w:jc w:val="left"/>
-            </w:pPr>
-            <w:r>
+          <w:tcPr>
+            <w:shd w:fill="FFFFFF" w:val="clear"/>
+          </w:tcPr>
+          <w:p>
+            <w:pPr>
+              <w:pStyle w:val="Compact"/>
+              <w:jc w:val="left"/>
+            </w:pPr>
+            <w:r>
+              <w:rPr>
+                <w:color w:val="1A1A1A"/>
+                <w:sz w:val="19"/>
+              </w:rPr>
               <w:t xml:space="preserve">__________________________________________</w:t>
             </w:r>
           </w:p>
@@ -793,7 +1178,9 @@
       </w:tr>
       <w:tr>
         <w:tc>
-          <w:tcPr/>
+          <w:tcPr>
+            <w:shd w:fill="E8F8FF" w:val="clear"/>
+          </w:tcPr>
           <w:p>
             <w:pPr>
               <w:pStyle w:val="Compact"/>
@@ -803,19 +1190,27 @@
               <w:rPr>
                 <w:bCs/>
                 <w:b/>
+                <w:color w:val="1A1A1A"/>
+                <w:sz w:val="19"/>
               </w:rPr>
               <w:t xml:space="preserve">Vehicle Make/Model:</w:t>
             </w:r>
           </w:p>
         </w:tc>
         <w:tc>
-          <w:tcPr/>
-          <w:p>
-            <w:pPr>
-              <w:pStyle w:val="Compact"/>
-              <w:jc w:val="left"/>
-            </w:pPr>
-            <w:r>
+          <w:tcPr>
+            <w:shd w:fill="E8F8FF" w:val="clear"/>
+          </w:tcPr>
+          <w:p>
+            <w:pPr>
+              <w:pStyle w:val="Compact"/>
+              <w:jc w:val="left"/>
+            </w:pPr>
+            <w:r>
+              <w:rPr>
+                <w:color w:val="1A1A1A"/>
+                <w:sz w:val="19"/>
+              </w:rPr>
               <w:t xml:space="preserve">__________________________________________</w:t>
             </w:r>
           </w:p>
@@ -823,7 +1218,9 @@
       </w:tr>
       <w:tr>
         <w:tc>
-          <w:tcPr/>
+          <w:tcPr>
+            <w:shd w:fill="FFFFFF" w:val="clear"/>
+          </w:tcPr>
           <w:p>
             <w:pPr>
               <w:pStyle w:val="Compact"/>
@@ -833,19 +1230,27 @@
               <w:rPr>
                 <w:bCs/>
                 <w:b/>
+                <w:color w:val="1A1A1A"/>
+                <w:sz w:val="19"/>
               </w:rPr>
               <w:t xml:space="preserve">Vehicle Color:</w:t>
             </w:r>
           </w:p>
         </w:tc>
         <w:tc>
-          <w:tcPr/>
-          <w:p>
-            <w:pPr>
-              <w:pStyle w:val="Compact"/>
-              <w:jc w:val="left"/>
-            </w:pPr>
-            <w:r>
+          <w:tcPr>
+            <w:shd w:fill="FFFFFF" w:val="clear"/>
+          </w:tcPr>
+          <w:p>
+            <w:pPr>
+              <w:pStyle w:val="Compact"/>
+              <w:jc w:val="left"/>
+            </w:pPr>
+            <w:r>
+              <w:rPr>
+                <w:color w:val="1A1A1A"/>
+                <w:sz w:val="19"/>
+              </w:rPr>
               <w:t xml:space="preserve">__________________________________________</w:t>
             </w:r>
           </w:p>
@@ -853,7 +1258,9 @@
       </w:tr>
       <w:tr>
         <w:tc>
-          <w:tcPr/>
+          <w:tcPr>
+            <w:shd w:fill="E8F8FF" w:val="clear"/>
+          </w:tcPr>
           <w:p>
             <w:pPr>
               <w:pStyle w:val="Compact"/>
@@ -863,19 +1270,27 @@
               <w:rPr>
                 <w:bCs/>
                 <w:b/>
+                <w:color w:val="1A1A1A"/>
+                <w:sz w:val="19"/>
               </w:rPr>
               <w:t xml:space="preserve">Parking Location Assigned:</w:t>
             </w:r>
           </w:p>
         </w:tc>
         <w:tc>
-          <w:tcPr/>
-          <w:p>
-            <w:pPr>
-              <w:pStyle w:val="Compact"/>
-              <w:jc w:val="left"/>
-            </w:pPr>
-            <w:r>
+          <w:tcPr>
+            <w:shd w:fill="E8F8FF" w:val="clear"/>
+          </w:tcPr>
+          <w:p>
+            <w:pPr>
+              <w:pStyle w:val="Compact"/>
+              <w:jc w:val="left"/>
+            </w:pPr>
+            <w:r>
+              <w:rPr>
+                <w:color w:val="1A1A1A"/>
+                <w:sz w:val="19"/>
+              </w:rPr>
               <w:t xml:space="preserve">__________________________________________</w:t>
             </w:r>
           </w:p>
@@ -893,9 +1308,29 @@
     <w:bookmarkStart w:id="26" w:name="items-brought-in"/>
     <w:p>
       <w:pPr>
+        <w:pBdr>
+          <w:top w:val="single" w:sz="18" w:space="1" w:color="F5A623"/>
+          <w:bottom w:val="single" w:sz="6" w:space="1" w:color="0099CC"/>
+        </w:pBdr>
+        <w:spacing w:before="200" w:after="200"/>
+      </w:pPr>
+    </w:p>
+    <w:p>
+      <w:pPr>
         <w:pStyle w:val="Heading2"/>
-      </w:pPr>
-      <w:r>
+        <w:rPr>
+          <w:color w:val="0099CC"/>
+        </w:rPr>
+        <w:pBdr>
+          <w:bottom w:val="single" w:sz="6" w:space="2" w:color="00BFFF"/>
+        </w:pBdr>
+      </w:pPr>
+      <w:r>
+        <w:rPr>
+          <w:b/>
+          <w:color w:val="0099CC"/>
+          <w:sz w:val="32"/>
+        </w:rPr>
         <w:t xml:space="preserve">ITEMS BROUGHT IN</w:t>
       </w:r>
     </w:p>
@@ -989,6 +1424,14 @@
         <w:tblW w:type="auto" w:w="0"/>
         <w:tblLook w:firstRow="1" w:lastRow="0" w:firstColumn="0" w:lastColumn="0" w:noHBand="0" w:noVBand="0" w:val="0020"/>
         <w:jc w:val="start"/>
+        <w:tblBorders>
+          <w:top w:val="single" w:sz="4" w:space="0" w:color="B0D4E8"/>
+          <w:left w:val="single" w:sz="4" w:space="0" w:color="B0D4E8"/>
+          <w:bottom w:val="single" w:sz="4" w:space="0" w:color="B0D4E8"/>
+          <w:right w:val="single" w:sz="4" w:space="0" w:color="B0D4E8"/>
+          <w:insideH w:val="single" w:sz="4" w:space="0" w:color="B0D4E8"/>
+          <w:insideV w:val="single" w:sz="4" w:space="0" w:color="B0D4E8"/>
+        </w:tblBorders>
       </w:tblPr>
       <w:tblGrid>
         <w:gridCol w:w="2640"/>
@@ -1000,37 +1443,58 @@
           <w:tblHeader w:val="true"/>
         </w:trPr>
         <w:tc>
-          <w:tcPr/>
-          <w:p>
-            <w:pPr>
-              <w:pStyle w:val="Compact"/>
-              <w:jc w:val="left"/>
-            </w:pPr>
-            <w:r>
+          <w:tcPr>
+            <w:shd w:fill="0099CC" w:val="clear"/>
+          </w:tcPr>
+          <w:p>
+            <w:pPr>
+              <w:pStyle w:val="Compact"/>
+              <w:jc w:val="left"/>
+            </w:pPr>
+            <w:r>
+              <w:rPr>
+                <w:b/>
+                <w:color w:val="FFFFFF"/>
+                <w:sz w:val="20"/>
+              </w:rPr>
               <w:t xml:space="preserve">Item Description</w:t>
             </w:r>
           </w:p>
         </w:tc>
         <w:tc>
-          <w:tcPr/>
-          <w:p>
-            <w:pPr>
-              <w:pStyle w:val="Compact"/>
-              <w:jc w:val="left"/>
-            </w:pPr>
-            <w:r>
+          <w:tcPr>
+            <w:shd w:fill="0099CC" w:val="clear"/>
+          </w:tcPr>
+          <w:p>
+            <w:pPr>
+              <w:pStyle w:val="Compact"/>
+              <w:jc w:val="left"/>
+            </w:pPr>
+            <w:r>
+              <w:rPr>
+                <w:b/>
+                <w:color w:val="FFFFFF"/>
+                <w:sz w:val="20"/>
+              </w:rPr>
               <w:t xml:space="preserve">Serial/ID Number</w:t>
             </w:r>
           </w:p>
         </w:tc>
         <w:tc>
-          <w:tcPr/>
-          <w:p>
-            <w:pPr>
-              <w:pStyle w:val="Compact"/>
-              <w:jc w:val="left"/>
-            </w:pPr>
-            <w:r>
+          <w:tcPr>
+            <w:shd w:fill="0099CC" w:val="clear"/>
+          </w:tcPr>
+          <w:p>
+            <w:pPr>
+              <w:pStyle w:val="Compact"/>
+              <w:jc w:val="left"/>
+            </w:pPr>
+            <w:r>
+              <w:rPr>
+                <w:b/>
+                <w:color w:val="FFFFFF"/>
+                <w:sz w:val="20"/>
+              </w:rPr>
               <w:t xml:space="preserve">Remarks</w:t>
             </w:r>
           </w:p>
@@ -1038,23 +1502,29 @@
       </w:tr>
       <w:tr>
         <w:tc>
-          <w:tcPr/>
-          <w:p>
-            <w:pPr>
-              <w:pStyle w:val="Compact"/>
-            </w:pPr>
-          </w:p>
-        </w:tc>
-        <w:tc>
-          <w:tcPr/>
-          <w:p>
-            <w:pPr>
-              <w:pStyle w:val="Compact"/>
-            </w:pPr>
-          </w:p>
-        </w:tc>
-        <w:tc>
-          <w:tcPr/>
+          <w:tcPr>
+            <w:shd w:fill="FFFFFF" w:val="clear"/>
+          </w:tcPr>
+          <w:p>
+            <w:pPr>
+              <w:pStyle w:val="Compact"/>
+            </w:pPr>
+          </w:p>
+        </w:tc>
+        <w:tc>
+          <w:tcPr>
+            <w:shd w:fill="FFFFFF" w:val="clear"/>
+          </w:tcPr>
+          <w:p>
+            <w:pPr>
+              <w:pStyle w:val="Compact"/>
+            </w:pPr>
+          </w:p>
+        </w:tc>
+        <w:tc>
+          <w:tcPr>
+            <w:shd w:fill="FFFFFF" w:val="clear"/>
+          </w:tcPr>
           <w:p>
             <w:pPr>
               <w:pStyle w:val="Compact"/>
@@ -1064,23 +1534,29 @@
       </w:tr>
       <w:tr>
         <w:tc>
-          <w:tcPr/>
-          <w:p>
-            <w:pPr>
-              <w:pStyle w:val="Compact"/>
-            </w:pPr>
-          </w:p>
-        </w:tc>
-        <w:tc>
-          <w:tcPr/>
-          <w:p>
-            <w:pPr>
-              <w:pStyle w:val="Compact"/>
-            </w:pPr>
-          </w:p>
-        </w:tc>
-        <w:tc>
-          <w:tcPr/>
+          <w:tcPr>
+            <w:shd w:fill="E8F8FF" w:val="clear"/>
+          </w:tcPr>
+          <w:p>
+            <w:pPr>
+              <w:pStyle w:val="Compact"/>
+            </w:pPr>
+          </w:p>
+        </w:tc>
+        <w:tc>
+          <w:tcPr>
+            <w:shd w:fill="E8F8FF" w:val="clear"/>
+          </w:tcPr>
+          <w:p>
+            <w:pPr>
+              <w:pStyle w:val="Compact"/>
+            </w:pPr>
+          </w:p>
+        </w:tc>
+        <w:tc>
+          <w:tcPr>
+            <w:shd w:fill="E8F8FF" w:val="clear"/>
+          </w:tcPr>
           <w:p>
             <w:pPr>
               <w:pStyle w:val="Compact"/>
@@ -1100,9 +1576,29 @@
     <w:bookmarkStart w:id="27" w:name="time-log"/>
     <w:p>
       <w:pPr>
+        <w:pBdr>
+          <w:top w:val="single" w:sz="18" w:space="1" w:color="F5A623"/>
+          <w:bottom w:val="single" w:sz="6" w:space="1" w:color="0099CC"/>
+        </w:pBdr>
+        <w:spacing w:before="200" w:after="200"/>
+      </w:pPr>
+    </w:p>
+    <w:p>
+      <w:pPr>
         <w:pStyle w:val="Heading2"/>
-      </w:pPr>
-      <w:r>
+        <w:rPr>
+          <w:color w:val="0099CC"/>
+        </w:rPr>
+        <w:pBdr>
+          <w:bottom w:val="single" w:sz="6" w:space="2" w:color="00BFFF"/>
+        </w:pBdr>
+      </w:pPr>
+      <w:r>
+        <w:rPr>
+          <w:b/>
+          <w:color w:val="0099CC"/>
+          <w:sz w:val="32"/>
+        </w:rPr>
         <w:t xml:space="preserve">TIME LOG</w:t>
       </w:r>
     </w:p>
@@ -1112,6 +1608,14 @@
         <w:tblW w:type="auto" w:w="0"/>
         <w:tblLook w:firstRow="1" w:lastRow="0" w:firstColumn="0" w:lastColumn="0" w:noHBand="0" w:noVBand="0" w:val="0020"/>
         <w:jc w:val="start"/>
+        <w:tblBorders>
+          <w:top w:val="single" w:sz="4" w:space="0" w:color="B0D4E8"/>
+          <w:left w:val="single" w:sz="4" w:space="0" w:color="B0D4E8"/>
+          <w:bottom w:val="single" w:sz="4" w:space="0" w:color="B0D4E8"/>
+          <w:right w:val="single" w:sz="4" w:space="0" w:color="B0D4E8"/>
+          <w:insideH w:val="single" w:sz="4" w:space="0" w:color="B0D4E8"/>
+          <w:insideV w:val="single" w:sz="4" w:space="0" w:color="B0D4E8"/>
+        </w:tblBorders>
       </w:tblPr>
       <w:tblGrid>
         <w:gridCol w:w="3960"/>
@@ -1122,25 +1626,39 @@
           <w:tblHeader w:val="true"/>
         </w:trPr>
         <w:tc>
-          <w:tcPr/>
-          <w:p>
-            <w:pPr>
-              <w:pStyle w:val="Compact"/>
-              <w:jc w:val="left"/>
-            </w:pPr>
-            <w:r>
+          <w:tcPr>
+            <w:shd w:fill="0099CC" w:val="clear"/>
+          </w:tcPr>
+          <w:p>
+            <w:pPr>
+              <w:pStyle w:val="Compact"/>
+              <w:jc w:val="left"/>
+            </w:pPr>
+            <w:r>
+              <w:rPr>
+                <w:b/>
+                <w:color w:val="FFFFFF"/>
+                <w:sz w:val="20"/>
+              </w:rPr>
               <w:t xml:space="preserve">Field</w:t>
             </w:r>
           </w:p>
         </w:tc>
         <w:tc>
-          <w:tcPr/>
-          <w:p>
-            <w:pPr>
-              <w:pStyle w:val="Compact"/>
-              <w:jc w:val="left"/>
-            </w:pPr>
-            <w:r>
+          <w:tcPr>
+            <w:shd w:fill="0099CC" w:val="clear"/>
+          </w:tcPr>
+          <w:p>
+            <w:pPr>
+              <w:pStyle w:val="Compact"/>
+              <w:jc w:val="left"/>
+            </w:pPr>
+            <w:r>
+              <w:rPr>
+                <w:b/>
+                <w:color w:val="FFFFFF"/>
+                <w:sz w:val="20"/>
+              </w:rPr>
               <w:t xml:space="preserve">Details</w:t>
             </w:r>
           </w:p>
@@ -1148,7 +1666,9 @@
       </w:tr>
       <w:tr>
         <w:tc>
-          <w:tcPr/>
+          <w:tcPr>
+            <w:shd w:fill="FFFFFF" w:val="clear"/>
+          </w:tcPr>
           <w:p>
             <w:pPr>
               <w:pStyle w:val="Compact"/>
@@ -1158,19 +1678,27 @@
               <w:rPr>
                 <w:bCs/>
                 <w:b/>
+                <w:color w:val="1A1A1A"/>
+                <w:sz w:val="19"/>
               </w:rPr>
               <w:t xml:space="preserve">Time In:</w:t>
             </w:r>
           </w:p>
         </w:tc>
         <w:tc>
-          <w:tcPr/>
-          <w:p>
-            <w:pPr>
-              <w:pStyle w:val="Compact"/>
-              <w:jc w:val="left"/>
-            </w:pPr>
-            <w:r>
+          <w:tcPr>
+            <w:shd w:fill="FFFFFF" w:val="clear"/>
+          </w:tcPr>
+          <w:p>
+            <w:pPr>
+              <w:pStyle w:val="Compact"/>
+              <w:jc w:val="left"/>
+            </w:pPr>
+            <w:r>
+              <w:rPr>
+                <w:color w:val="1A1A1A"/>
+                <w:sz w:val="19"/>
+              </w:rPr>
               <w:t xml:space="preserve">________ : ________ (HH:MM)</w:t>
             </w:r>
           </w:p>
@@ -1178,7 +1706,9 @@
       </w:tr>
       <w:tr>
         <w:tc>
-          <w:tcPr/>
+          <w:tcPr>
+            <w:shd w:fill="E8F8FF" w:val="clear"/>
+          </w:tcPr>
           <w:p>
             <w:pPr>
               <w:pStyle w:val="Compact"/>
@@ -1188,19 +1718,27 @@
               <w:rPr>
                 <w:bCs/>
                 <w:b/>
+                <w:color w:val="1A1A1A"/>
+                <w:sz w:val="19"/>
               </w:rPr>
               <w:t xml:space="preserve">Time Out:</w:t>
             </w:r>
           </w:p>
         </w:tc>
         <w:tc>
-          <w:tcPr/>
-          <w:p>
-            <w:pPr>
-              <w:pStyle w:val="Compact"/>
-              <w:jc w:val="left"/>
-            </w:pPr>
-            <w:r>
+          <w:tcPr>
+            <w:shd w:fill="E8F8FF" w:val="clear"/>
+          </w:tcPr>
+          <w:p>
+            <w:pPr>
+              <w:pStyle w:val="Compact"/>
+              <w:jc w:val="left"/>
+            </w:pPr>
+            <w:r>
+              <w:rPr>
+                <w:color w:val="1A1A1A"/>
+                <w:sz w:val="19"/>
+              </w:rPr>
               <w:t xml:space="preserve">________ : ________ (HH:MM)</w:t>
             </w:r>
           </w:p>
@@ -1208,7 +1746,9 @@
       </w:tr>
       <w:tr>
         <w:tc>
-          <w:tcPr/>
+          <w:tcPr>
+            <w:shd w:fill="FFFFFF" w:val="clear"/>
+          </w:tcPr>
           <w:p>
             <w:pPr>
               <w:pStyle w:val="Compact"/>
@@ -1218,19 +1758,27 @@
               <w:rPr>
                 <w:bCs/>
                 <w:b/>
+                <w:color w:val="1A1A1A"/>
+                <w:sz w:val="19"/>
               </w:rPr>
               <w:t xml:space="preserve">Escorted By:</w:t>
             </w:r>
           </w:p>
         </w:tc>
         <w:tc>
-          <w:tcPr/>
-          <w:p>
-            <w:pPr>
-              <w:pStyle w:val="Compact"/>
-              <w:jc w:val="left"/>
-            </w:pPr>
-            <w:r>
+          <w:tcPr>
+            <w:shd w:fill="FFFFFF" w:val="clear"/>
+          </w:tcPr>
+          <w:p>
+            <w:pPr>
+              <w:pStyle w:val="Compact"/>
+              <w:jc w:val="left"/>
+            </w:pPr>
+            <w:r>
+              <w:rPr>
+                <w:color w:val="1A1A1A"/>
+                <w:sz w:val="19"/>
+              </w:rPr>
               <w:t xml:space="preserve">__________________________________________</w:t>
             </w:r>
           </w:p>
@@ -1238,7 +1786,9 @@
       </w:tr>
       <w:tr>
         <w:tc>
-          <w:tcPr/>
+          <w:tcPr>
+            <w:shd w:fill="E8F8FF" w:val="clear"/>
+          </w:tcPr>
           <w:p>
             <w:pPr>
               <w:pStyle w:val="Compact"/>
@@ -1248,19 +1798,27 @@
               <w:rPr>
                 <w:bCs/>
                 <w:b/>
+                <w:color w:val="1A1A1A"/>
+                <w:sz w:val="19"/>
               </w:rPr>
               <w:t xml:space="preserve">Areas Visited:</w:t>
             </w:r>
           </w:p>
         </w:tc>
         <w:tc>
-          <w:tcPr/>
-          <w:p>
-            <w:pPr>
-              <w:pStyle w:val="Compact"/>
-              <w:jc w:val="left"/>
-            </w:pPr>
-            <w:r>
+          <w:tcPr>
+            <w:shd w:fill="E8F8FF" w:val="clear"/>
+          </w:tcPr>
+          <w:p>
+            <w:pPr>
+              <w:pStyle w:val="Compact"/>
+              <w:jc w:val="left"/>
+            </w:pPr>
+            <w:r>
+              <w:rPr>
+                <w:color w:val="1A1A1A"/>
+                <w:sz w:val="19"/>
+              </w:rPr>
               <w:t xml:space="preserve">__________________________________________</w:t>
             </w:r>
           </w:p>
@@ -1278,9 +1836,29 @@
     <w:bookmarkStart w:id="28" w:name="visitor-declaration"/>
     <w:p>
       <w:pPr>
+        <w:pBdr>
+          <w:top w:val="single" w:sz="18" w:space="1" w:color="F5A623"/>
+          <w:bottom w:val="single" w:sz="6" w:space="1" w:color="0099CC"/>
+        </w:pBdr>
+        <w:spacing w:before="200" w:after="200"/>
+      </w:pPr>
+    </w:p>
+    <w:p>
+      <w:pPr>
         <w:pStyle w:val="Heading2"/>
-      </w:pPr>
-      <w:r>
+        <w:rPr>
+          <w:color w:val="0099CC"/>
+        </w:rPr>
+        <w:pBdr>
+          <w:bottom w:val="single" w:sz="6" w:space="2" w:color="00BFFF"/>
+        </w:pBdr>
+      </w:pPr>
+      <w:r>
+        <w:rPr>
+          <w:b/>
+          <w:color w:val="0099CC"/>
+          <w:sz w:val="32"/>
+        </w:rPr>
         <w:t xml:space="preserve">VISITOR DECLARATION</w:t>
       </w:r>
     </w:p>
@@ -1370,6 +1948,14 @@
         <w:tblW w:type="auto" w:w="0"/>
         <w:tblLook w:firstRow="1" w:lastRow="0" w:firstColumn="0" w:lastColumn="0" w:noHBand="0" w:noVBand="0" w:val="0020"/>
         <w:jc w:val="start"/>
+        <w:tblBorders>
+          <w:top w:val="single" w:sz="4" w:space="0" w:color="B0D4E8"/>
+          <w:left w:val="single" w:sz="4" w:space="0" w:color="B0D4E8"/>
+          <w:bottom w:val="single" w:sz="4" w:space="0" w:color="B0D4E8"/>
+          <w:right w:val="single" w:sz="4" w:space="0" w:color="B0D4E8"/>
+          <w:insideH w:val="single" w:sz="4" w:space="0" w:color="B0D4E8"/>
+          <w:insideV w:val="single" w:sz="4" w:space="0" w:color="B0D4E8"/>
+        </w:tblBorders>
       </w:tblPr>
       <w:tblGrid>
         <w:gridCol w:w="3960"/>
@@ -1380,25 +1966,39 @@
           <w:tblHeader w:val="true"/>
         </w:trPr>
         <w:tc>
-          <w:tcPr/>
-          <w:p>
-            <w:pPr>
-              <w:pStyle w:val="Compact"/>
-              <w:jc w:val="left"/>
-            </w:pPr>
-            <w:r>
+          <w:tcPr>
+            <w:shd w:fill="0099CC" w:val="clear"/>
+          </w:tcPr>
+          <w:p>
+            <w:pPr>
+              <w:pStyle w:val="Compact"/>
+              <w:jc w:val="left"/>
+            </w:pPr>
+            <w:r>
+              <w:rPr>
+                <w:b/>
+                <w:color w:val="FFFFFF"/>
+                <w:sz w:val="20"/>
+              </w:rPr>
               <w:t xml:space="preserve">Field</w:t>
             </w:r>
           </w:p>
         </w:tc>
         <w:tc>
-          <w:tcPr/>
-          <w:p>
-            <w:pPr>
-              <w:pStyle w:val="Compact"/>
-              <w:jc w:val="left"/>
-            </w:pPr>
-            <w:r>
+          <w:tcPr>
+            <w:shd w:fill="0099CC" w:val="clear"/>
+          </w:tcPr>
+          <w:p>
+            <w:pPr>
+              <w:pStyle w:val="Compact"/>
+              <w:jc w:val="left"/>
+            </w:pPr>
+            <w:r>
+              <w:rPr>
+                <w:b/>
+                <w:color w:val="FFFFFF"/>
+                <w:sz w:val="20"/>
+              </w:rPr>
               <w:t xml:space="preserve">Details</w:t>
             </w:r>
           </w:p>
@@ -1406,7 +2006,9 @@
       </w:tr>
       <w:tr>
         <w:tc>
-          <w:tcPr/>
+          <w:tcPr>
+            <w:shd w:fill="FFFFFF" w:val="clear"/>
+          </w:tcPr>
           <w:p>
             <w:pPr>
               <w:pStyle w:val="Compact"/>
@@ -1416,19 +2018,27 @@
               <w:rPr>
                 <w:bCs/>
                 <w:b/>
+                <w:color w:val="1A1A1A"/>
+                <w:sz w:val="19"/>
               </w:rPr>
               <w:t xml:space="preserve">Visitor Signature:</w:t>
             </w:r>
           </w:p>
         </w:tc>
         <w:tc>
-          <w:tcPr/>
-          <w:p>
-            <w:pPr>
-              <w:pStyle w:val="Compact"/>
-              <w:jc w:val="left"/>
-            </w:pPr>
-            <w:r>
+          <w:tcPr>
+            <w:shd w:fill="FFFFFF" w:val="clear"/>
+          </w:tcPr>
+          <w:p>
+            <w:pPr>
+              <w:pStyle w:val="Compact"/>
+              <w:jc w:val="left"/>
+            </w:pPr>
+            <w:r>
+              <w:rPr>
+                <w:color w:val="1A1A1A"/>
+                <w:sz w:val="19"/>
+              </w:rPr>
               <w:t xml:space="preserve">__________________________________________</w:t>
             </w:r>
           </w:p>
@@ -1436,7 +2046,9 @@
       </w:tr>
       <w:tr>
         <w:tc>
-          <w:tcPr/>
+          <w:tcPr>
+            <w:shd w:fill="E8F8FF" w:val="clear"/>
+          </w:tcPr>
           <w:p>
             <w:pPr>
               <w:pStyle w:val="Compact"/>
@@ -1446,19 +2058,27 @@
               <w:rPr>
                 <w:bCs/>
                 <w:b/>
+                <w:color w:val="1A1A1A"/>
+                <w:sz w:val="19"/>
               </w:rPr>
               <w:t xml:space="preserve">Date:</w:t>
             </w:r>
           </w:p>
         </w:tc>
         <w:tc>
-          <w:tcPr/>
-          <w:p>
-            <w:pPr>
-              <w:pStyle w:val="Compact"/>
-              <w:jc w:val="left"/>
-            </w:pPr>
-            <w:r>
+          <w:tcPr>
+            <w:shd w:fill="E8F8FF" w:val="clear"/>
+          </w:tcPr>
+          <w:p>
+            <w:pPr>
+              <w:pStyle w:val="Compact"/>
+              <w:jc w:val="left"/>
+            </w:pPr>
+            <w:r>
+              <w:rPr>
+                <w:color w:val="1A1A1A"/>
+                <w:sz w:val="19"/>
+              </w:rPr>
               <w:t xml:space="preserve">______ / ______ / __________ (DD/MM/YYYY)</w:t>
             </w:r>
           </w:p>
@@ -1476,9 +2096,29 @@
     <w:bookmarkStart w:id="29" w:name="security-officer"/>
     <w:p>
       <w:pPr>
+        <w:pBdr>
+          <w:top w:val="single" w:sz="18" w:space="1" w:color="F5A623"/>
+          <w:bottom w:val="single" w:sz="6" w:space="1" w:color="0099CC"/>
+        </w:pBdr>
+        <w:spacing w:before="200" w:after="200"/>
+      </w:pPr>
+    </w:p>
+    <w:p>
+      <w:pPr>
         <w:pStyle w:val="Heading2"/>
-      </w:pPr>
-      <w:r>
+        <w:rPr>
+          <w:color w:val="0099CC"/>
+        </w:rPr>
+        <w:pBdr>
+          <w:bottom w:val="single" w:sz="6" w:space="2" w:color="00BFFF"/>
+        </w:pBdr>
+      </w:pPr>
+      <w:r>
+        <w:rPr>
+          <w:b/>
+          <w:color w:val="0099CC"/>
+          <w:sz w:val="32"/>
+        </w:rPr>
         <w:t xml:space="preserve">SECURITY OFFICER</w:t>
       </w:r>
     </w:p>
@@ -1488,6 +2128,14 @@
         <w:tblW w:type="pct" w:w="5000"/>
         <w:tblLook w:firstRow="1" w:lastRow="0" w:firstColumn="0" w:lastColumn="0" w:noHBand="0" w:noVBand="0" w:val="0020"/>
         <w:jc w:val="start"/>
+        <w:tblBorders>
+          <w:top w:val="single" w:sz="4" w:space="0" w:color="B0D4E8"/>
+          <w:left w:val="single" w:sz="4" w:space="0" w:color="B0D4E8"/>
+          <w:bottom w:val="single" w:sz="4" w:space="0" w:color="B0D4E8"/>
+          <w:right w:val="single" w:sz="4" w:space="0" w:color="B0D4E8"/>
+          <w:insideH w:val="single" w:sz="4" w:space="0" w:color="B0D4E8"/>
+          <w:insideV w:val="single" w:sz="4" w:space="0" w:color="B0D4E8"/>
+        </w:tblBorders>
       </w:tblPr>
       <w:tblGrid>
         <w:gridCol w:w="3960"/>
@@ -1498,25 +2146,39 @@
           <w:tblHeader w:val="true"/>
         </w:trPr>
         <w:tc>
-          <w:tcPr/>
-          <w:p>
-            <w:pPr>
-              <w:pStyle w:val="Compact"/>
-              <w:jc w:val="left"/>
-            </w:pPr>
-            <w:r>
+          <w:tcPr>
+            <w:shd w:fill="0099CC" w:val="clear"/>
+          </w:tcPr>
+          <w:p>
+            <w:pPr>
+              <w:pStyle w:val="Compact"/>
+              <w:jc w:val="left"/>
+            </w:pPr>
+            <w:r>
+              <w:rPr>
+                <w:b/>
+                <w:color w:val="FFFFFF"/>
+                <w:sz w:val="20"/>
+              </w:rPr>
               <w:t xml:space="preserve">Field</w:t>
             </w:r>
           </w:p>
         </w:tc>
         <w:tc>
-          <w:tcPr/>
-          <w:p>
-            <w:pPr>
-              <w:pStyle w:val="Compact"/>
-              <w:jc w:val="left"/>
-            </w:pPr>
-            <w:r>
+          <w:tcPr>
+            <w:shd w:fill="0099CC" w:val="clear"/>
+          </w:tcPr>
+          <w:p>
+            <w:pPr>
+              <w:pStyle w:val="Compact"/>
+              <w:jc w:val="left"/>
+            </w:pPr>
+            <w:r>
+              <w:rPr>
+                <w:b/>
+                <w:color w:val="FFFFFF"/>
+                <w:sz w:val="20"/>
+              </w:rPr>
               <w:t xml:space="preserve">Details</w:t>
             </w:r>
           </w:p>
@@ -1524,7 +2186,9 @@
       </w:tr>
       <w:tr>
         <w:tc>
-          <w:tcPr/>
+          <w:tcPr>
+            <w:shd w:fill="FFFFFF" w:val="clear"/>
+          </w:tcPr>
           <w:p>
             <w:pPr>
               <w:pStyle w:val="Compact"/>
@@ -1534,19 +2198,27 @@
               <w:rPr>
                 <w:bCs/>
                 <w:b/>
+                <w:color w:val="1A1A1A"/>
+                <w:sz w:val="19"/>
               </w:rPr>
               <w:t xml:space="preserve">Security Officer Name:</w:t>
             </w:r>
           </w:p>
         </w:tc>
         <w:tc>
-          <w:tcPr/>
-          <w:p>
-            <w:pPr>
-              <w:pStyle w:val="Compact"/>
-              <w:jc w:val="left"/>
-            </w:pPr>
-            <w:r>
+          <w:tcPr>
+            <w:shd w:fill="FFFFFF" w:val="clear"/>
+          </w:tcPr>
+          <w:p>
+            <w:pPr>
+              <w:pStyle w:val="Compact"/>
+              <w:jc w:val="left"/>
+            </w:pPr>
+            <w:r>
+              <w:rPr>
+                <w:color w:val="1A1A1A"/>
+                <w:sz w:val="19"/>
+              </w:rPr>
               <w:t xml:space="preserve">__________________________________________</w:t>
             </w:r>
           </w:p>
@@ -1554,7 +2226,9 @@
       </w:tr>
       <w:tr>
         <w:tc>
-          <w:tcPr/>
+          <w:tcPr>
+            <w:shd w:fill="E8F8FF" w:val="clear"/>
+          </w:tcPr>
           <w:p>
             <w:pPr>
               <w:pStyle w:val="Compact"/>
@@ -1564,19 +2238,27 @@
               <w:rPr>
                 <w:bCs/>
                 <w:b/>
+                <w:color w:val="1A1A1A"/>
+                <w:sz w:val="19"/>
               </w:rPr>
               <w:t xml:space="preserve">Badge Issued:</w:t>
             </w:r>
           </w:p>
         </w:tc>
         <w:tc>
-          <w:tcPr/>
-          <w:p>
-            <w:pPr>
-              <w:pStyle w:val="Compact"/>
-              <w:jc w:val="left"/>
-            </w:pPr>
-            <w:r>
+          <w:tcPr>
+            <w:shd w:fill="E8F8FF" w:val="clear"/>
+          </w:tcPr>
+          <w:p>
+            <w:pPr>
+              <w:pStyle w:val="Compact"/>
+              <w:jc w:val="left"/>
+            </w:pPr>
+            <w:r>
+              <w:rPr>
+                <w:color w:val="1A1A1A"/>
+                <w:sz w:val="19"/>
+              </w:rPr>
               <w:t xml:space="preserve">[ ] Yes — Badge No.: ________ [ ] No</w:t>
             </w:r>
           </w:p>
@@ -1584,7 +2266,9 @@
       </w:tr>
       <w:tr>
         <w:tc>
-          <w:tcPr/>
+          <w:tcPr>
+            <w:shd w:fill="FFFFFF" w:val="clear"/>
+          </w:tcPr>
           <w:p>
             <w:pPr>
               <w:pStyle w:val="Compact"/>
@@ -1594,19 +2278,27 @@
               <w:rPr>
                 <w:bCs/>
                 <w:b/>
+                <w:color w:val="1A1A1A"/>
+                <w:sz w:val="19"/>
               </w:rPr>
               <w:t xml:space="preserve">Badge Returned:</w:t>
             </w:r>
           </w:p>
         </w:tc>
         <w:tc>
-          <w:tcPr/>
-          <w:p>
-            <w:pPr>
-              <w:pStyle w:val="Compact"/>
-              <w:jc w:val="left"/>
-            </w:pPr>
-            <w:r>
+          <w:tcPr>
+            <w:shd w:fill="FFFFFF" w:val="clear"/>
+          </w:tcPr>
+          <w:p>
+            <w:pPr>
+              <w:pStyle w:val="Compact"/>
+              <w:jc w:val="left"/>
+            </w:pPr>
+            <w:r>
+              <w:rPr>
+                <w:color w:val="1A1A1A"/>
+                <w:sz w:val="19"/>
+              </w:rPr>
               <w:t xml:space="preserve">[ ] Yes [ ] No</w:t>
             </w:r>
           </w:p>
@@ -1614,7 +2306,9 @@
       </w:tr>
       <w:tr>
         <w:tc>
-          <w:tcPr/>
+          <w:tcPr>
+            <w:shd w:fill="E8F8FF" w:val="clear"/>
+          </w:tcPr>
           <w:p>
             <w:pPr>
               <w:pStyle w:val="Compact"/>
@@ -1624,19 +2318,27 @@
               <w:rPr>
                 <w:bCs/>
                 <w:b/>
+                <w:color w:val="1A1A1A"/>
+                <w:sz w:val="19"/>
               </w:rPr>
               <w:t xml:space="preserve">Signature:</w:t>
             </w:r>
           </w:p>
         </w:tc>
         <w:tc>
-          <w:tcPr/>
-          <w:p>
-            <w:pPr>
-              <w:pStyle w:val="Compact"/>
-              <w:jc w:val="left"/>
-            </w:pPr>
-            <w:r>
+          <w:tcPr>
+            <w:shd w:fill="E8F8FF" w:val="clear"/>
+          </w:tcPr>
+          <w:p>
+            <w:pPr>
+              <w:pStyle w:val="Compact"/>
+              <w:jc w:val="left"/>
+            </w:pPr>
+            <w:r>
+              <w:rPr>
+                <w:color w:val="1A1A1A"/>
+                <w:sz w:val="19"/>
+              </w:rPr>
               <w:t xml:space="preserve">__________________________________________</w:t>
             </w:r>
           </w:p>
@@ -1644,7 +2346,9 @@
       </w:tr>
       <w:tr>
         <w:tc>
-          <w:tcPr/>
+          <w:tcPr>
+            <w:shd w:fill="FFFFFF" w:val="clear"/>
+          </w:tcPr>
           <w:p>
             <w:pPr>
               <w:pStyle w:val="Compact"/>
@@ -1654,19 +2358,27 @@
               <w:rPr>
                 <w:bCs/>
                 <w:b/>
+                <w:color w:val="1A1A1A"/>
+                <w:sz w:val="19"/>
               </w:rPr>
               <w:t xml:space="preserve">Remarks:</w:t>
             </w:r>
           </w:p>
         </w:tc>
         <w:tc>
-          <w:tcPr/>
-          <w:p>
-            <w:pPr>
-              <w:pStyle w:val="Compact"/>
-              <w:jc w:val="left"/>
-            </w:pPr>
-            <w:r>
+          <w:tcPr>
+            <w:shd w:fill="FFFFFF" w:val="clear"/>
+          </w:tcPr>
+          <w:p>
+            <w:pPr>
+              <w:pStyle w:val="Compact"/>
+              <w:jc w:val="left"/>
+            </w:pPr>
+            <w:r>
+              <w:rPr>
+                <w:color w:val="1A1A1A"/>
+                <w:sz w:val="19"/>
+              </w:rPr>
               <w:t xml:space="preserve">__________________________________________</w:t>
             </w:r>
           </w:p>
@@ -1683,6 +2395,10 @@
     <w:p>
       <w:pPr>
         <w:pStyle w:val="BlockText"/>
+        <w:pBdr>
+          <w:left w:val="single" w:sz="24" w:space="6" w:color="F5A623"/>
+        </w:pBdr>
+        <w:shd w:fill="FFF8E1" w:val="clear"/>
       </w:pPr>
       <w:r>
         <w:rPr>
@@ -1755,6 +2471,29 @@
         <w:right w:val="single" w:sz="18" w:space="24" w:color="E08A00"/>
       </w:pgBorders>
     </w:sectPr>
+    <w:p>
+      <w:pPr>
+        <w:pBdr>
+          <w:top w:val="single" w:sz="36" w:space="1" w:color="F5A623"/>
+          <w:bottom w:val="single" w:sz="12" w:space="0" w:color="00BFFF"/>
+        </w:pBdr>
+        <w:spacing w:before="300" w:after="0"/>
+      </w:pPr>
+    </w:p>
+    <w:p>
+      <w:pPr>
+        <w:jc w:val="center"/>
+        <w:spacing w:before="60" w:after="0"/>
+      </w:pPr>
+      <w:r>
+        <w:rPr>
+          <w:color w:val="0099CC"/>
+          <w:sz w:val="16"/>
+          <w:szCs w:val="16"/>
+        </w:rPr>
+        <w:t xml:space="preserve">PECH Group Holdings Ltd  |  Lagos, Nigeria  |  pechgroupholdings.tech</w:t>
+      </w:r>
+    </w:p>
   </w:body>
 </w:document>
 </file>

--- a/business_documents/PECH_VISITOR_LOG.docx
+++ b/business_documents/PECH_VISITOR_LOG.docx
@@ -58,54 +58,34 @@
         <w:spacing w:after="0"/>
       </w:pPr>
     </w:p>
-    <w:bookmarkStart w:id="30" w:name="pech-group-holdings-ltd"/>
-    <w:p>
-      <w:pPr>
-        <w:pStyle w:val="Heading1"/>
-        <w:rPr>
-          <w:color w:val="0099CC"/>
-        </w:rPr>
-        <w:pBdr>
-          <w:bottom w:val="single" w:sz="18" w:space="2" w:color="F5A623"/>
-        </w:pBdr>
-      </w:pPr>
-      <w:r>
-        <w:rPr>
-          <w:b/>
-          <w:color w:val="0099CC"/>
-          <w:sz w:val="44"/>
-        </w:rPr>
-        <w:t xml:space="preserve">PECH GROUP HOLDINGS LTD</w:t>
-      </w:r>
-    </w:p>
-    <w:bookmarkStart w:id="21" w:name="visitor-log-registration-form"/>
-    <w:p>
-      <w:pPr>
-        <w:pBdr>
-          <w:top w:val="single" w:sz="18" w:space="1" w:color="F5A623"/>
-          <w:bottom w:val="single" w:sz="6" w:space="1" w:color="0099CC"/>
-        </w:pBdr>
-        <w:spacing w:before="200" w:after="200"/>
-      </w:pPr>
-    </w:p>
-    <w:p>
-      <w:pPr>
-        <w:pStyle w:val="Heading2"/>
-        <w:rPr>
-          <w:color w:val="0099CC"/>
-        </w:rPr>
-        <w:pBdr>
-          <w:bottom w:val="single" w:sz="6" w:space="2" w:color="00BFFF"/>
-        </w:pBdr>
-      </w:pPr>
-      <w:r>
-        <w:rPr>
-          <w:b/>
-          <w:color w:val="0099CC"/>
-          <w:sz w:val="32"/>
-        </w:rPr>
+    <w:p>
+      <w:pPr>
+        <w:pStyle w:val="FirstParagraph"/>
+      </w:pPr>
+      <w:r>
+        <w:t xml:space="preserve">👤</w:t>
+      </w:r>
+    </w:p>
+    <w:p>
+      <w:pPr>
+        <w:pStyle w:val="BodyText"/>
+      </w:pPr>
+      <w:r>
         <w:t xml:space="preserve">VISITOR LOG / REGISTRATION FORM</w:t>
       </w:r>
+    </w:p>
+    <w:p>
+      <w:pPr>
+        <w:pStyle w:val="BodyText"/>
+      </w:pPr>
+      <w:r>
+        <w:t xml:space="preserve"> </w:t>
+      </w:r>
+    </w:p>
+    <w:p>
+      <w:pPr>
+        <w:pStyle w:val="BodyText"/>
+      </w:pPr>
     </w:p>
     <w:p>
       <w:r>
@@ -114,50 +94,7 @@
         </w:pict>
       </w:r>
     </w:p>
-    <w:p>
-      <w:pPr>
-        <w:pStyle w:val="FirstParagraph"/>
-      </w:pPr>
-      <w:r>
-        <w:rPr>
-          <w:bCs/>
-          <w:b/>
-        </w:rPr>
-        <w:t xml:space="preserve">PECH Group Holdings Ltd</w:t>
-      </w:r>
-      <w:r>
-        <w:t xml:space="preserve"> </w:t>
-      </w:r>
-      <w:r>
-        <w:t xml:space="preserve">Lagos, Nigeria</w:t>
-      </w:r>
-      <w:r>
-        <w:t xml:space="preserve"> </w:t>
-      </w:r>
-      <w:r>
-        <w:t xml:space="preserve">Website:</w:t>
-      </w:r>
-      <w:r>
-        <w:t xml:space="preserve"> </w:t>
-      </w:r>
-      <w:hyperlink r:id="rId20">
-        <w:r>
-          <w:rPr>
-            <w:rStyle w:val="Hyperlink"/>
-          </w:rPr>
-          <w:t xml:space="preserve">pechgroupholdings.tech</w:t>
-        </w:r>
-      </w:hyperlink>
-    </w:p>
-    <w:p>
-      <w:r>
-        <w:pict>
-          <v:rect style="width:0;height:1.5pt" o:hralign="center" o:hrstd="t" o:hr="t"/>
-        </w:pict>
-      </w:r>
-    </w:p>
-    <w:bookmarkEnd w:id="21"/>
-    <w:bookmarkStart w:id="22" w:name="visitor-details"/>
+    <w:bookmarkStart w:id="20" w:name="visitor-details"/>
     <w:p>
       <w:pPr>
         <w:pBdr>
@@ -336,8 +273,8 @@
         </w:pict>
       </w:r>
     </w:p>
-    <w:bookmarkEnd w:id="22"/>
-    <w:bookmarkStart w:id="23" w:name="visitor-personal-information"/>
+    <w:bookmarkEnd w:id="20"/>
+    <w:bookmarkStart w:id="21" w:name="visitor-personal-information"/>
     <w:p>
       <w:pPr>
         <w:pBdr>
@@ -716,8 +653,8 @@
         </w:pict>
       </w:r>
     </w:p>
-    <w:bookmarkEnd w:id="23"/>
-    <w:bookmarkStart w:id="24" w:name="purpose-of-visit"/>
+    <w:bookmarkEnd w:id="21"/>
+    <w:bookmarkStart w:id="22" w:name="purpose-of-visit"/>
     <w:p>
       <w:pPr>
         <w:pBdr>
@@ -1032,8 +969,8 @@
         </w:pict>
       </w:r>
     </w:p>
-    <w:bookmarkEnd w:id="24"/>
-    <w:bookmarkStart w:id="25" w:name="vehicle-details"/>
+    <w:bookmarkEnd w:id="22"/>
+    <w:bookmarkStart w:id="23" w:name="vehicle-details"/>
     <w:p>
       <w:pPr>
         <w:pBdr>
@@ -1304,8 +1241,8 @@
         </w:pict>
       </w:r>
     </w:p>
-    <w:bookmarkEnd w:id="25"/>
-    <w:bookmarkStart w:id="26" w:name="items-brought-in"/>
+    <w:bookmarkEnd w:id="23"/>
+    <w:bookmarkStart w:id="24" w:name="items-brought-in"/>
     <w:p>
       <w:pPr>
         <w:pBdr>
@@ -1572,8 +1509,8 @@
         </w:pict>
       </w:r>
     </w:p>
-    <w:bookmarkEnd w:id="26"/>
-    <w:bookmarkStart w:id="27" w:name="time-log"/>
+    <w:bookmarkEnd w:id="24"/>
+    <w:bookmarkStart w:id="25" w:name="time-log"/>
     <w:p>
       <w:pPr>
         <w:pBdr>
@@ -1832,8 +1769,8 @@
         </w:pict>
       </w:r>
     </w:p>
-    <w:bookmarkEnd w:id="27"/>
-    <w:bookmarkStart w:id="28" w:name="visitor-declaration"/>
+    <w:bookmarkEnd w:id="25"/>
+    <w:bookmarkStart w:id="26" w:name="visitor-declaration"/>
     <w:p>
       <w:pPr>
         <w:pBdr>
@@ -2092,8 +2029,8 @@
         </w:pict>
       </w:r>
     </w:p>
-    <w:bookmarkEnd w:id="28"/>
-    <w:bookmarkStart w:id="29" w:name="security-officer"/>
+    <w:bookmarkEnd w:id="26"/>
+    <w:bookmarkStart w:id="27" w:name="security-officer"/>
     <w:p>
       <w:pPr>
         <w:pBdr>
@@ -2461,16 +2398,8 @@
         <w:t xml:space="preserve">Technology &amp; Infrastructure Enablers for People</w:t>
       </w:r>
     </w:p>
-    <w:bookmarkEnd w:id="29"/>
-    <w:bookmarkEnd w:id="30"/>
-    <w:sectPr>
-      <w:pgBorders w:offsetFrom="page">
-        <w:top w:val="single" w:sz="18" w:space="24" w:color="00BFFF"/>
-        <w:left w:val="single" w:sz="18" w:space="24" w:color="0099CC"/>
-        <w:bottom w:val="single" w:sz="18" w:space="24" w:color="F5A623"/>
-        <w:right w:val="single" w:sz="18" w:space="24" w:color="E08A00"/>
-      </w:pgBorders>
-    </w:sectPr>
+    <w:bookmarkEnd w:id="27"/>
+    <w:sectPr/>
     <w:p>
       <w:pPr>
         <w:pBdr>
